--- a/documentationsassignment2.docx
+++ b/documentationsassignment2.docx
@@ -1933,39 +1933,23 @@
         <w:ind w:left="0" w:firstLine="339"/>
       </w:pPr>
       <w:r>
-        <w:tab/>
-      </w:r>
-      <w:r>
         <w:rPr>
           <w:b/>
           <w:bCs/>
         </w:rPr>
-        <w:t xml:space="preserve">Relationships: </w:t>
-      </w:r>
-      <w:r>
-        <w:t>Many-to-One with users.</w:t>
-      </w:r>
-    </w:p>
-    <w:p>
-      <w:pPr>
-        <w:pStyle w:val="Heading2"/>
-        <w:ind w:left="598" w:hanging="613"/>
-      </w:pPr>
-      <w:bookmarkStart w:id="7" w:name="_Toc4406"/>
-      <w:r>
         <w:drawing>
-          <wp:anchor distT="0" distB="0" distL="114300" distR="114300" simplePos="0" relativeHeight="251661312" behindDoc="0" locked="0" layoutInCell="1" allowOverlap="1" wp14:anchorId="4A079E84" wp14:editId="6DC12CD7">
+          <wp:anchor distT="0" distB="0" distL="114300" distR="114300" simplePos="0" relativeHeight="251663360" behindDoc="0" locked="0" layoutInCell="1" allowOverlap="1" wp14:anchorId="4F1858A1" wp14:editId="366563B6">
             <wp:simplePos x="0" y="0"/>
-            <wp:positionH relativeFrom="column">
-              <wp:posOffset>2009140</wp:posOffset>
+            <wp:positionH relativeFrom="margin">
+              <wp:align>center</wp:align>
             </wp:positionH>
             <wp:positionV relativeFrom="paragraph">
-              <wp:posOffset>2540</wp:posOffset>
+              <wp:posOffset>406301</wp:posOffset>
             </wp:positionV>
-            <wp:extent cx="1626870" cy="4203700"/>
-            <wp:effectExtent l="0" t="0" r="0" b="0"/>
+            <wp:extent cx="4167505" cy="4132580"/>
+            <wp:effectExtent l="0" t="0" r="4445" b="1270"/>
             <wp:wrapTopAndBottom/>
-            <wp:docPr id="545280785" name="Picture 7"/>
+            <wp:docPr id="1198459501" name="Picture 1"/>
             <wp:cNvGraphicFramePr>
               <a:graphicFrameLocks xmlns:a="http://schemas.openxmlformats.org/drawingml/2006/main" noChangeAspect="1"/>
             </wp:cNvGraphicFramePr>
@@ -1973,36 +1957,29 @@
               <a:graphicData uri="http://schemas.openxmlformats.org/drawingml/2006/picture">
                 <pic:pic xmlns:pic="http://schemas.openxmlformats.org/drawingml/2006/picture">
                   <pic:nvPicPr>
-                    <pic:cNvPr id="0" name="Picture 14"/>
-                    <pic:cNvPicPr>
-                      <a:picLocks noChangeAspect="1" noChangeArrowheads="1"/>
-                    </pic:cNvPicPr>
+                    <pic:cNvPr id="1198459501" name=""/>
+                    <pic:cNvPicPr/>
                   </pic:nvPicPr>
                   <pic:blipFill>
-                    <a:blip r:embed="rId9" cstate="print">
+                    <a:blip r:embed="rId9">
                       <a:extLst>
                         <a:ext uri="{28A0092B-C50C-407E-A947-70E740481C1C}">
                           <a14:useLocalDpi xmlns:a14="http://schemas.microsoft.com/office/drawing/2010/main" val="0"/>
                         </a:ext>
                       </a:extLst>
                     </a:blip>
-                    <a:srcRect/>
                     <a:stretch>
                       <a:fillRect/>
                     </a:stretch>
                   </pic:blipFill>
-                  <pic:spPr bwMode="auto">
+                  <pic:spPr>
                     <a:xfrm>
                       <a:off x="0" y="0"/>
-                      <a:ext cx="1626870" cy="4203700"/>
+                      <a:ext cx="4167505" cy="4132580"/>
                     </a:xfrm>
                     <a:prstGeom prst="rect">
                       <a:avLst/>
                     </a:prstGeom>
-                    <a:noFill/>
-                    <a:ln>
-                      <a:noFill/>
-                    </a:ln>
                   </pic:spPr>
                 </pic:pic>
               </a:graphicData>
@@ -2017,6 +1994,26 @@
         </w:drawing>
       </w:r>
       <w:r>
+        <w:tab/>
+      </w:r>
+      <w:r>
+        <w:rPr>
+          <w:b/>
+          <w:bCs/>
+        </w:rPr>
+        <w:t xml:space="preserve">Relationships: </w:t>
+      </w:r>
+      <w:r>
+        <w:t>Many-to-One with users.</w:t>
+      </w:r>
+    </w:p>
+    <w:p>
+      <w:pPr>
+        <w:pStyle w:val="Heading2"/>
+        <w:ind w:left="598" w:hanging="613"/>
+      </w:pPr>
+      <w:bookmarkStart w:id="7" w:name="_Toc4406"/>
+      <w:r>
         <w:t>Component</w:t>
       </w:r>
       <w:bookmarkEnd w:id="7"/>
@@ -2238,6 +2235,9 @@
         <w:ind w:left="0" w:firstLine="339"/>
       </w:pPr>
       <w:r>
+        <w:rPr>
+          <w:noProof/>
+        </w:rPr>
         <w:drawing>
           <wp:anchor distT="0" distB="0" distL="114300" distR="114300" simplePos="0" relativeHeight="251662336" behindDoc="0" locked="0" layoutInCell="1" allowOverlap="1" wp14:anchorId="0AA75DA3" wp14:editId="0D1785CD">
             <wp:simplePos x="0" y="0"/>
@@ -2364,6 +2364,9 @@
         <w:ind w:left="0" w:firstLine="339"/>
       </w:pPr>
       <w:r>
+        <w:rPr>
+          <w:noProof/>
+        </w:rPr>
         <w:drawing>
           <wp:inline distT="0" distB="0" distL="0" distR="0" wp14:anchorId="69101D4C" wp14:editId="2A40EDF0">
             <wp:extent cx="5747385" cy="2707574"/>
@@ -6363,6 +6366,7 @@
   <w:style w:type="character" w:default="1" w:styleId="DefaultParagraphFont">
     <w:name w:val="Default Paragraph Font"/>
     <w:uiPriority w:val="1"/>
+    <w:semiHidden/>
     <w:unhideWhenUsed/>
   </w:style>
   <w:style w:type="table" w:default="1" w:styleId="TableNormal">
